--- a/26秋7年级讲义/【26秋】7年级讲义（第4-6讲）.docx
+++ b/26秋7年级讲义/【26秋】7年级讲义（第4-6讲）.docx
@@ -6604,6 +6604,137 @@
       <w:tblPr>
         <w:tblW w:type="auto" w:w="0"/>
         <w:tblBorders>
+          <w:top w:val="single" w:sz="12" w:space="0" w:color="F6B35C"/>
+          <w:left w:val="single" w:sz="12" w:space="0" w:color="F6B35C"/>
+          <w:bottom w:val="single" w:sz="12" w:space="0" w:color="F6B35C"/>
+          <w:right w:val="single" w:sz="12" w:space="0" w:color="F6B35C"/>
+          <w:insideH w:val="single" w:sz="12" w:space="0" w:color="F6B35C"/>
+          <w:insideV w:val="single" w:sz="12" w:space="0" w:color="F6B35C"/>
+        </w:tblBorders>
+        <w:tblLayout w:type="fixed"/>
+        <w:tblLook w:firstColumn="1" w:firstRow="1" w:lastColumn="0" w:lastRow="0" w:noHBand="0" w:noVBand="1" w:val="04A0"/>
+      </w:tblPr>
+      <w:tblGrid>
+        <w:gridCol w:w="9412"/>
+      </w:tblGrid>
+      <w:tr>
+        <w:tc>
+          <w:tcPr>
+            <w:tcW w:type="dxa" w:w="9411"/>
+            <w:shd w:val="clear" w:color="auto" w:fill="FFF3E2"/>
+          </w:tcPr>
+          <w:p>
+            <w:pPr>
+              <w:spacing w:after="40"/>
+            </w:pPr>
+            <w:r>
+              <w:rPr>
+                <w:rFonts w:ascii="Calibri" w:hAnsi="Calibri" w:eastAsia="微软雅黑"/>
+                <w:b/>
+                <w:i w:val="0"/>
+                <w:color w:val="F08A24"/>
+                <w:sz w:val="22"/>
+              </w:rPr>
+              <w:t xml:space="preserve">💡 </w:t>
+            </w:r>
+            <w:r>
+              <w:rPr>
+                <w:rFonts w:ascii="Calibri" w:hAnsi="Calibri" w:eastAsia="微软雅黑"/>
+                <w:b/>
+                <w:i w:val="0"/>
+                <w:color w:val="F08A24"/>
+                <w:sz w:val="22"/>
+              </w:rPr>
+              <w:t>🎧 听力录音原文（Tapescript）</w:t>
+            </w:r>
+          </w:p>
+          <w:p>
+            <w:pPr>
+              <w:spacing w:after="40" w:line="300" w:lineRule="auto"/>
+            </w:pPr>
+            <w:r>
+              <w:rPr>
+                <w:rFonts w:ascii="Calibri" w:hAnsi="Calibri" w:eastAsia="微软雅黑"/>
+                <w:b w:val="0"/>
+                <w:i w:val="0"/>
+                <w:color w:val="222222"/>
+                <w:sz w:val="19"/>
+              </w:rPr>
+              <w:t>1. W: What did you do yesterday, Tom?  M: I read an interesting book at home.</w:t>
+            </w:r>
+          </w:p>
+          <w:p>
+            <w:pPr>
+              <w:spacing w:after="40" w:line="300" w:lineRule="auto"/>
+            </w:pPr>
+            <w:r>
+              <w:rPr>
+                <w:rFonts w:ascii="Calibri" w:hAnsi="Calibri" w:eastAsia="微软雅黑"/>
+                <w:b w:val="0"/>
+                <w:i w:val="0"/>
+                <w:color w:val="222222"/>
+                <w:sz w:val="19"/>
+              </w:rPr>
+              <w:t>2. M: Where did you go last weekend, Lucy?  W: I went to Hangzhou with my parents.</w:t>
+            </w:r>
+          </w:p>
+          <w:p>
+            <w:pPr>
+              <w:spacing w:after="40" w:line="300" w:lineRule="auto"/>
+            </w:pPr>
+            <w:r>
+              <w:rPr>
+                <w:rFonts w:ascii="Calibri" w:hAnsi="Calibri" w:eastAsia="微软雅黑"/>
+                <w:b w:val="0"/>
+                <w:i w:val="0"/>
+                <w:color w:val="222222"/>
+                <w:sz w:val="19"/>
+              </w:rPr>
+              <w:t>3. W: When did the film begin?  M: It began at seven thirty.</w:t>
+            </w:r>
+          </w:p>
+          <w:p>
+            <w:pPr>
+              <w:spacing w:after="40" w:line="300" w:lineRule="auto"/>
+            </w:pPr>
+            <w:r>
+              <w:rPr>
+                <w:rFonts w:ascii="Calibri" w:hAnsi="Calibri" w:eastAsia="微软雅黑"/>
+                <w:b w:val="0"/>
+                <w:i w:val="0"/>
+                <w:color w:val="222222"/>
+                <w:sz w:val="19"/>
+              </w:rPr>
+              <w:t>4. M: How did you go to the museum?  W: We went there by bus.</w:t>
+            </w:r>
+          </w:p>
+          <w:p>
+            <w:pPr>
+              <w:spacing w:after="40" w:line="300" w:lineRule="auto"/>
+            </w:pPr>
+            <w:r>
+              <w:rPr>
+                <w:rFonts w:ascii="Calibri" w:hAnsi="Calibri" w:eastAsia="微软雅黑"/>
+                <w:b w:val="0"/>
+                <w:i w:val="0"/>
+                <w:color w:val="222222"/>
+                <w:sz w:val="19"/>
+              </w:rPr>
+              <w:t>5. W: What was the weather like yesterday?  M: It was rainy all day.</w:t>
+            </w:r>
+          </w:p>
+        </w:tc>
+      </w:tr>
+    </w:tbl>
+    <w:p>
+      <w:pPr>
+        <w:spacing w:before="0" w:after="40" w:line="312" w:lineRule="auto"/>
+      </w:pPr>
+    </w:p>
+    <w:tbl>
+      <w:tblPr>
+        <w:tblW w:type="auto" w:w="0"/>
+        <w:tblBorders>
           <w:top w:val="single" w:sz="12" w:space="0" w:color="16A39A"/>
           <w:left w:val="single" w:sz="12" w:space="0" w:color="16A39A"/>
           <w:bottom w:val="single" w:sz="12" w:space="0" w:color="16A39A"/>
@@ -12663,6 +12794,182 @@
       <w:tblPr>
         <w:tblW w:type="auto" w:w="0"/>
         <w:tblBorders>
+          <w:top w:val="single" w:sz="12" w:space="0" w:color="F6B35C"/>
+          <w:left w:val="single" w:sz="12" w:space="0" w:color="F6B35C"/>
+          <w:bottom w:val="single" w:sz="12" w:space="0" w:color="F6B35C"/>
+          <w:right w:val="single" w:sz="12" w:space="0" w:color="F6B35C"/>
+          <w:insideH w:val="single" w:sz="12" w:space="0" w:color="F6B35C"/>
+          <w:insideV w:val="single" w:sz="12" w:space="0" w:color="F6B35C"/>
+        </w:tblBorders>
+        <w:tblLayout w:type="fixed"/>
+        <w:tblLook w:firstColumn="1" w:firstRow="1" w:lastColumn="0" w:lastRow="0" w:noHBand="0" w:noVBand="1" w:val="04A0"/>
+      </w:tblPr>
+      <w:tblGrid>
+        <w:gridCol w:w="9412"/>
+      </w:tblGrid>
+      <w:tr>
+        <w:tc>
+          <w:tcPr>
+            <w:tcW w:type="dxa" w:w="9411"/>
+            <w:shd w:val="clear" w:color="auto" w:fill="FFF3E2"/>
+          </w:tcPr>
+          <w:p>
+            <w:pPr>
+              <w:spacing w:after="40"/>
+            </w:pPr>
+            <w:r>
+              <w:rPr>
+                <w:rFonts w:ascii="Calibri" w:hAnsi="Calibri" w:eastAsia="微软雅黑"/>
+                <w:b/>
+                <w:i w:val="0"/>
+                <w:color w:val="F08A24"/>
+                <w:sz w:val="22"/>
+              </w:rPr>
+              <w:t xml:space="preserve">💡 </w:t>
+            </w:r>
+            <w:r>
+              <w:rPr>
+                <w:rFonts w:ascii="Calibri" w:hAnsi="Calibri" w:eastAsia="微软雅黑"/>
+                <w:b/>
+                <w:i w:val="0"/>
+                <w:color w:val="F08A24"/>
+                <w:sz w:val="22"/>
+              </w:rPr>
+              <w:t>🎧 听力录音原文（Tapescript）</w:t>
+            </w:r>
+          </w:p>
+          <w:p>
+            <w:pPr>
+              <w:spacing w:after="40" w:line="300" w:lineRule="auto"/>
+            </w:pPr>
+            <w:r>
+              <w:rPr>
+                <w:rFonts w:ascii="Calibri" w:hAnsi="Calibri" w:eastAsia="微软雅黑"/>
+                <w:b w:val="0"/>
+                <w:i w:val="0"/>
+                <w:color w:val="222222"/>
+                <w:sz w:val="19"/>
+              </w:rPr>
+              <w:t>W: Jack, do you have to wear a school uniform every day?</w:t>
+            </w:r>
+          </w:p>
+          <w:p>
+            <w:pPr>
+              <w:spacing w:after="40" w:line="300" w:lineRule="auto"/>
+            </w:pPr>
+            <w:r>
+              <w:rPr>
+                <w:rFonts w:ascii="Calibri" w:hAnsi="Calibri" w:eastAsia="微软雅黑"/>
+                <w:b w:val="0"/>
+                <w:i w:val="0"/>
+                <w:color w:val="222222"/>
+                <w:sz w:val="19"/>
+              </w:rPr>
+              <w:t>M: Yes, we do. All students must wear a uniform at school.</w:t>
+            </w:r>
+          </w:p>
+          <w:p>
+            <w:pPr>
+              <w:spacing w:after="40" w:line="300" w:lineRule="auto"/>
+            </w:pPr>
+            <w:r>
+              <w:rPr>
+                <w:rFonts w:ascii="Calibri" w:hAnsi="Calibri" w:eastAsia="微软雅黑"/>
+                <w:b w:val="0"/>
+                <w:i w:val="0"/>
+                <w:color w:val="222222"/>
+                <w:sz w:val="19"/>
+              </w:rPr>
+              <w:t>W: How long do you spend on your homework every evening?</w:t>
+            </w:r>
+          </w:p>
+          <w:p>
+            <w:pPr>
+              <w:spacing w:after="40" w:line="300" w:lineRule="auto"/>
+            </w:pPr>
+            <w:r>
+              <w:rPr>
+                <w:rFonts w:ascii="Calibri" w:hAnsi="Calibri" w:eastAsia="微软雅黑"/>
+                <w:b w:val="0"/>
+                <w:i w:val="0"/>
+                <w:color w:val="222222"/>
+                <w:sz w:val="19"/>
+              </w:rPr>
+              <w:t>M: About three hours. It's really a lot!</w:t>
+            </w:r>
+          </w:p>
+          <w:p>
+            <w:pPr>
+              <w:spacing w:after="40" w:line="300" w:lineRule="auto"/>
+            </w:pPr>
+            <w:r>
+              <w:rPr>
+                <w:rFonts w:ascii="Calibri" w:hAnsi="Calibri" w:eastAsia="微软雅黑"/>
+                <w:b w:val="0"/>
+                <w:i w:val="0"/>
+                <w:color w:val="222222"/>
+                <w:sz w:val="19"/>
+              </w:rPr>
+              <w:t>W: What do you like doing in your free time?</w:t>
+            </w:r>
+          </w:p>
+          <w:p>
+            <w:pPr>
+              <w:spacing w:after="40" w:line="300" w:lineRule="auto"/>
+            </w:pPr>
+            <w:r>
+              <w:rPr>
+                <w:rFonts w:ascii="Calibri" w:hAnsi="Calibri" w:eastAsia="微软雅黑"/>
+                <w:b w:val="0"/>
+                <w:i w:val="0"/>
+                <w:color w:val="222222"/>
+                <w:sz w:val="19"/>
+              </w:rPr>
+              <w:t>M: I love texting my friends. What about you?</w:t>
+            </w:r>
+          </w:p>
+          <w:p>
+            <w:pPr>
+              <w:spacing w:after="40" w:line="300" w:lineRule="auto"/>
+            </w:pPr>
+            <w:r>
+              <w:rPr>
+                <w:rFonts w:ascii="Calibri" w:hAnsi="Calibri" w:eastAsia="微软雅黑"/>
+                <w:b w:val="0"/>
+                <w:i w:val="0"/>
+                <w:color w:val="222222"/>
+                <w:sz w:val="19"/>
+              </w:rPr>
+              <w:t>W: I enjoy reading. By the way, what shall we do this weekend?</w:t>
+            </w:r>
+          </w:p>
+          <w:p>
+            <w:pPr>
+              <w:spacing w:after="40" w:line="300" w:lineRule="auto"/>
+            </w:pPr>
+            <w:r>
+              <w:rPr>
+                <w:rFonts w:ascii="Calibri" w:hAnsi="Calibri" w:eastAsia="微软雅黑"/>
+                <w:b w:val="0"/>
+                <w:i w:val="0"/>
+                <w:color w:val="222222"/>
+                <w:sz w:val="19"/>
+              </w:rPr>
+              <w:t>M: Let's go shopping together and buy some new clothes!  W: Sounds great!</w:t>
+            </w:r>
+          </w:p>
+        </w:tc>
+      </w:tr>
+    </w:tbl>
+    <w:p>
+      <w:pPr>
+        <w:spacing w:before="0" w:after="40" w:line="312" w:lineRule="auto"/>
+      </w:pPr>
+    </w:p>
+    <w:tbl>
+      <w:tblPr>
+        <w:tblW w:type="auto" w:w="0"/>
+        <w:tblBorders>
           <w:top w:val="single" w:sz="12" w:space="0" w:color="16A39A"/>
           <w:left w:val="single" w:sz="12" w:space="0" w:color="16A39A"/>
           <w:bottom w:val="single" w:sz="12" w:space="0" w:color="16A39A"/>
@@ -15289,6 +15596,77 @@
         </w:rPr>
         <w:t>________________________________________________________</w:t>
       </w:r>
+    </w:p>
+    <w:tbl>
+      <w:tblPr>
+        <w:tblW w:type="auto" w:w="0"/>
+        <w:tblBorders>
+          <w:top w:val="single" w:sz="12" w:space="0" w:color="F6B35C"/>
+          <w:left w:val="single" w:sz="12" w:space="0" w:color="F6B35C"/>
+          <w:bottom w:val="single" w:sz="12" w:space="0" w:color="F6B35C"/>
+          <w:right w:val="single" w:sz="12" w:space="0" w:color="F6B35C"/>
+          <w:insideH w:val="single" w:sz="12" w:space="0" w:color="F6B35C"/>
+          <w:insideV w:val="single" w:sz="12" w:space="0" w:color="F6B35C"/>
+        </w:tblBorders>
+        <w:tblLayout w:type="fixed"/>
+        <w:tblLook w:firstColumn="1" w:firstRow="1" w:lastColumn="0" w:lastRow="0" w:noHBand="0" w:noVBand="1" w:val="04A0"/>
+      </w:tblPr>
+      <w:tblGrid>
+        <w:gridCol w:w="9412"/>
+      </w:tblGrid>
+      <w:tr>
+        <w:tc>
+          <w:tcPr>
+            <w:tcW w:type="dxa" w:w="9411"/>
+            <w:shd w:val="clear" w:color="auto" w:fill="FFF3E2"/>
+          </w:tcPr>
+          <w:p>
+            <w:pPr>
+              <w:spacing w:after="40"/>
+            </w:pPr>
+            <w:r>
+              <w:rPr>
+                <w:rFonts w:ascii="Calibri" w:hAnsi="Calibri" w:eastAsia="微软雅黑"/>
+                <w:b/>
+                <w:i w:val="0"/>
+                <w:color w:val="F08A24"/>
+                <w:sz w:val="22"/>
+              </w:rPr>
+              <w:t xml:space="preserve">💡 </w:t>
+            </w:r>
+            <w:r>
+              <w:rPr>
+                <w:rFonts w:ascii="Calibri" w:hAnsi="Calibri" w:eastAsia="微软雅黑"/>
+                <w:b/>
+                <w:i w:val="0"/>
+                <w:color w:val="F08A24"/>
+                <w:sz w:val="22"/>
+              </w:rPr>
+              <w:t>🎧 听力录音原文（Tapescript）</w:t>
+            </w:r>
+          </w:p>
+          <w:p>
+            <w:pPr>
+              <w:spacing w:after="40" w:line="300" w:lineRule="auto"/>
+            </w:pPr>
+            <w:r>
+              <w:rPr>
+                <w:rFonts w:ascii="Calibri" w:hAnsi="Calibri" w:eastAsia="微软雅黑"/>
+                <w:b w:val="0"/>
+                <w:i w:val="0"/>
+                <w:color w:val="222222"/>
+                <w:sz w:val="19"/>
+              </w:rPr>
+              <w:t>Hello, everyone. Let me tell you about my school life. My school is big and modern. I live near the school, so I go to school on foot every day. My teachers are very kind and my classmates are friendly. In my free time, I often read books to learn more about the world. I want to be a teacher in the future. I really enjoy my colourful school life. Thank you.</w:t>
+            </w:r>
+          </w:p>
+        </w:tc>
+      </w:tr>
+    </w:tbl>
+    <w:p>
+      <w:pPr>
+        <w:spacing w:before="0" w:after="40" w:line="312" w:lineRule="auto"/>
+      </w:pPr>
     </w:p>
     <w:tbl>
       <w:tblPr>
